--- a/Knowledge/1-Information/Education/1-Basics/Terms/1-syllabus.docx
+++ b/Knowledge/1-Information/Education/1-Basics/Terms/1-syllabus.docx
@@ -14,31 +14,103 @@
       </w:r>
     </w:p>
     <w:p>
-      <w:r>
+      <w:pPr>
+        <w:pStyle w:val="Heading2"/>
+      </w:pPr>
+      <w:bookmarkStart w:id="0" w:name="_Hlk207679494"/>
+      <w:r>
+        <w:t>Definition</w:t>
+      </w:r>
+    </w:p>
+    <w:p>
+      <w:pPr>
+        <w:spacing w:before="240" w:after="240"/>
+      </w:pPr>
+      <w:r>
+        <w:rPr>
+          <w:b/>
+          <w:shd w:val="clear" w:color="auto" w:fill="B7B7B7"/>
+        </w:rPr>
+        <w:t># Source</w:t>
+      </w:r>
+      <w:r>
+        <w:rPr>
+          <w:shd w:val="clear" w:color="auto" w:fill="B7B7B7"/>
+        </w:rPr>
+        <w:t xml:space="preserve">: </w:t>
+      </w:r>
+      <w:proofErr w:type="spellStart"/>
+      <w:r>
+        <w:rPr>
+          <w:b/>
+          <w:shd w:val="clear" w:color="auto" w:fill="B7B7B7"/>
+        </w:rPr>
+        <w:t>Chatgpt</w:t>
+      </w:r>
+      <w:proofErr w:type="spellEnd"/>
+      <w:r>
+        <w:rPr>
+          <w:b/>
+          <w:shd w:val="clear" w:color="auto" w:fill="B7B7B7"/>
+        </w:rPr>
+        <w:t xml:space="preserve"> </w:t>
+      </w:r>
+      <w:r>
+        <w:rPr>
+          <w:b/>
+          <w:sz w:val="14"/>
+          <w:szCs w:val="14"/>
+          <w:shd w:val="clear" w:color="auto" w:fill="B7B7B7"/>
+        </w:rPr>
+        <w:t>(GPT-5-Standard) at [9/2/2025]</w:t>
+      </w:r>
+    </w:p>
+    <w:bookmarkEnd w:id="0"/>
+    <w:p>
+      <w:pPr>
+        <w:rPr>
+          <w:rFonts w:ascii="Roboto Mono" w:hAnsi="Roboto Mono"/>
+        </w:rPr>
+      </w:pPr>
+      <w:r>
+        <w:rPr>
+          <w:rFonts w:ascii="Roboto Mono" w:hAnsi="Roboto Mono"/>
+        </w:rPr>
         <w:t xml:space="preserve">A </w:t>
       </w:r>
       <w:r>
         <w:rPr>
+          <w:rFonts w:ascii="Roboto Mono" w:hAnsi="Roboto Mono"/>
           <w:b/>
           <w:bCs/>
         </w:rPr>
         <w:t>syllabus</w:t>
       </w:r>
       <w:r>
+        <w:rPr>
+          <w:rFonts w:ascii="Roboto Mono" w:hAnsi="Roboto Mono"/>
+        </w:rPr>
         <w:t xml:space="preserve"> is basically a </w:t>
       </w:r>
       <w:r>
         <w:rPr>
+          <w:rFonts w:ascii="Roboto Mono" w:hAnsi="Roboto Mono"/>
           <w:b/>
           <w:bCs/>
         </w:rPr>
         <w:t>course guide</w:t>
       </w:r>
       <w:r>
+        <w:rPr>
+          <w:rFonts w:ascii="Roboto Mono" w:hAnsi="Roboto Mono"/>
+        </w:rPr>
         <w:t xml:space="preserve"> — a document that tells students what a class or training program will cover, how it will run, and what’s expected from them.</w:t>
       </w:r>
     </w:p>
     <w:p>
+      <w:pPr>
+        <w:pStyle w:val="Heading2"/>
+      </w:pPr>
       <w:r>
         <w:t>It usually includes:</w:t>
       </w:r>
@@ -49,16 +121,35 @@
           <w:ilvl w:val="0"/>
           <w:numId w:val="1"/>
         </w:numPr>
-      </w:pPr>
-      <w:r>
-        <w:rPr>
+        <w:rPr>
+          <w:rFonts w:ascii="Roboto Mono" w:hAnsi="Roboto Mono"/>
+        </w:rPr>
+      </w:pPr>
+      <w:r>
+        <w:rPr>
+          <w:rFonts w:ascii="Roboto Mono" w:hAnsi="Roboto Mono"/>
           <w:b/>
           <w:bCs/>
         </w:rPr>
         <w:t>Basic course info</w:t>
       </w:r>
       <w:r>
-        <w:t xml:space="preserve"> → title, code, schedule</w:t>
+        <w:rPr>
+          <w:rFonts w:ascii="Roboto Mono" w:hAnsi="Roboto Mono"/>
+        </w:rPr>
+        <w:t xml:space="preserve"> </w:t>
+      </w:r>
+      <w:r>
+        <w:rPr>
+          <w:rFonts w:ascii="Arial" w:hAnsi="Arial" w:cs="Arial"/>
+        </w:rPr>
+        <w:t>→</w:t>
+      </w:r>
+      <w:r>
+        <w:rPr>
+          <w:rFonts w:ascii="Roboto Mono" w:hAnsi="Roboto Mono"/>
+        </w:rPr>
+        <w:t xml:space="preserve"> title, code, schedule</w:t>
       </w:r>
     </w:p>
     <w:p>
@@ -67,16 +158,47 @@
           <w:ilvl w:val="0"/>
           <w:numId w:val="1"/>
         </w:numPr>
-      </w:pPr>
-      <w:r>
-        <w:rPr>
+        <w:rPr>
+          <w:rFonts w:ascii="Roboto Mono" w:hAnsi="Roboto Mono"/>
+        </w:rPr>
+      </w:pPr>
+      <w:r>
+        <w:rPr>
+          <w:rFonts w:ascii="Roboto Mono" w:hAnsi="Roboto Mono"/>
           <w:b/>
           <w:bCs/>
         </w:rPr>
         <w:t>Instructor info</w:t>
       </w:r>
       <w:r>
-        <w:t xml:space="preserve"> → who’s teaching and how to contact them</w:t>
+        <w:rPr>
+          <w:rFonts w:ascii="Roboto Mono" w:hAnsi="Roboto Mono"/>
+        </w:rPr>
+        <w:t xml:space="preserve"> </w:t>
+      </w:r>
+      <w:r>
+        <w:rPr>
+          <w:rFonts w:ascii="Arial" w:hAnsi="Arial" w:cs="Arial"/>
+        </w:rPr>
+        <w:t>→</w:t>
+      </w:r>
+      <w:r>
+        <w:rPr>
+          <w:rFonts w:ascii="Roboto Mono" w:hAnsi="Roboto Mono"/>
+        </w:rPr>
+        <w:t xml:space="preserve"> who</w:t>
+      </w:r>
+      <w:r>
+        <w:rPr>
+          <w:rFonts w:ascii="Roboto Mono" w:hAnsi="Roboto Mono" w:cs="Roboto Mono"/>
+        </w:rPr>
+        <w:t>’</w:t>
+      </w:r>
+      <w:r>
+        <w:rPr>
+          <w:rFonts w:ascii="Roboto Mono" w:hAnsi="Roboto Mono"/>
+        </w:rPr>
+        <w:t>s teaching and how to contact them</w:t>
       </w:r>
     </w:p>
     <w:p>
@@ -85,16 +207,35 @@
           <w:ilvl w:val="0"/>
           <w:numId w:val="1"/>
         </w:numPr>
-      </w:pPr>
-      <w:r>
-        <w:rPr>
+        <w:rPr>
+          <w:rFonts w:ascii="Roboto Mono" w:hAnsi="Roboto Mono"/>
+        </w:rPr>
+      </w:pPr>
+      <w:r>
+        <w:rPr>
+          <w:rFonts w:ascii="Roboto Mono" w:hAnsi="Roboto Mono"/>
           <w:b/>
           <w:bCs/>
         </w:rPr>
         <w:t>Course goals</w:t>
       </w:r>
       <w:r>
-        <w:t xml:space="preserve"> → what students should learn by the end</w:t>
+        <w:rPr>
+          <w:rFonts w:ascii="Roboto Mono" w:hAnsi="Roboto Mono"/>
+        </w:rPr>
+        <w:t xml:space="preserve"> </w:t>
+      </w:r>
+      <w:r>
+        <w:rPr>
+          <w:rFonts w:ascii="Arial" w:hAnsi="Arial" w:cs="Arial"/>
+        </w:rPr>
+        <w:t>→</w:t>
+      </w:r>
+      <w:r>
+        <w:rPr>
+          <w:rFonts w:ascii="Roboto Mono" w:hAnsi="Roboto Mono"/>
+        </w:rPr>
+        <w:t xml:space="preserve"> what students should learn by the end</w:t>
       </w:r>
     </w:p>
     <w:p>
@@ -103,16 +244,35 @@
           <w:ilvl w:val="0"/>
           <w:numId w:val="1"/>
         </w:numPr>
-      </w:pPr>
-      <w:r>
-        <w:rPr>
+        <w:rPr>
+          <w:rFonts w:ascii="Roboto Mono" w:hAnsi="Roboto Mono"/>
+        </w:rPr>
+      </w:pPr>
+      <w:r>
+        <w:rPr>
+          <w:rFonts w:ascii="Roboto Mono" w:hAnsi="Roboto Mono"/>
           <w:b/>
           <w:bCs/>
         </w:rPr>
         <w:t>Topics / units</w:t>
       </w:r>
       <w:r>
-        <w:t xml:space="preserve"> → a list of subjects to be covered</w:t>
+        <w:rPr>
+          <w:rFonts w:ascii="Roboto Mono" w:hAnsi="Roboto Mono"/>
+        </w:rPr>
+        <w:t xml:space="preserve"> </w:t>
+      </w:r>
+      <w:r>
+        <w:rPr>
+          <w:rFonts w:ascii="Arial" w:hAnsi="Arial" w:cs="Arial"/>
+        </w:rPr>
+        <w:t>→</w:t>
+      </w:r>
+      <w:r>
+        <w:rPr>
+          <w:rFonts w:ascii="Roboto Mono" w:hAnsi="Roboto Mono"/>
+        </w:rPr>
+        <w:t xml:space="preserve"> a list of subjects to be covered</w:t>
       </w:r>
     </w:p>
     <w:p>
@@ -121,16 +281,35 @@
           <w:ilvl w:val="0"/>
           <w:numId w:val="1"/>
         </w:numPr>
-      </w:pPr>
-      <w:r>
-        <w:rPr>
+        <w:rPr>
+          <w:rFonts w:ascii="Roboto Mono" w:hAnsi="Roboto Mono"/>
+        </w:rPr>
+      </w:pPr>
+      <w:r>
+        <w:rPr>
+          <w:rFonts w:ascii="Roboto Mono" w:hAnsi="Roboto Mono"/>
           <w:b/>
           <w:bCs/>
         </w:rPr>
         <w:t>Assessment</w:t>
       </w:r>
       <w:r>
-        <w:t xml:space="preserve"> → how grades will be calculated (exams, assignments, projects)</w:t>
+        <w:rPr>
+          <w:rFonts w:ascii="Roboto Mono" w:hAnsi="Roboto Mono"/>
+        </w:rPr>
+        <w:t xml:space="preserve"> </w:t>
+      </w:r>
+      <w:r>
+        <w:rPr>
+          <w:rFonts w:ascii="Arial" w:hAnsi="Arial" w:cs="Arial"/>
+        </w:rPr>
+        <w:t>→</w:t>
+      </w:r>
+      <w:r>
+        <w:rPr>
+          <w:rFonts w:ascii="Roboto Mono" w:hAnsi="Roboto Mono"/>
+        </w:rPr>
+        <w:t xml:space="preserve"> how grades will be calculated (exams, assignments, projects)</w:t>
       </w:r>
     </w:p>
     <w:p>
@@ -139,16 +318,35 @@
           <w:ilvl w:val="0"/>
           <w:numId w:val="1"/>
         </w:numPr>
-      </w:pPr>
-      <w:r>
-        <w:rPr>
+        <w:rPr>
+          <w:rFonts w:ascii="Roboto Mono" w:hAnsi="Roboto Mono"/>
+        </w:rPr>
+      </w:pPr>
+      <w:r>
+        <w:rPr>
+          <w:rFonts w:ascii="Roboto Mono" w:hAnsi="Roboto Mono"/>
           <w:b/>
           <w:bCs/>
         </w:rPr>
         <w:t>Materials</w:t>
       </w:r>
       <w:r>
-        <w:t xml:space="preserve"> → textbooks, software, or equipment needed</w:t>
+        <w:rPr>
+          <w:rFonts w:ascii="Roboto Mono" w:hAnsi="Roboto Mono"/>
+        </w:rPr>
+        <w:t xml:space="preserve"> </w:t>
+      </w:r>
+      <w:r>
+        <w:rPr>
+          <w:rFonts w:ascii="Arial" w:hAnsi="Arial" w:cs="Arial"/>
+        </w:rPr>
+        <w:t>→</w:t>
+      </w:r>
+      <w:r>
+        <w:rPr>
+          <w:rFonts w:ascii="Roboto Mono" w:hAnsi="Roboto Mono"/>
+        </w:rPr>
+        <w:t xml:space="preserve"> textbooks, software, or equipment needed</w:t>
       </w:r>
     </w:p>
     <w:p>
@@ -157,46 +355,62 @@
           <w:ilvl w:val="0"/>
           <w:numId w:val="1"/>
         </w:numPr>
-      </w:pPr>
-      <w:r>
-        <w:rPr>
+        <w:rPr>
+          <w:rFonts w:ascii="Roboto Mono" w:hAnsi="Roboto Mono"/>
+        </w:rPr>
+      </w:pPr>
+      <w:r>
+        <w:rPr>
+          <w:rFonts w:ascii="Roboto Mono" w:hAnsi="Roboto Mono"/>
           <w:b/>
           <w:bCs/>
         </w:rPr>
         <w:t>Policies</w:t>
       </w:r>
       <w:r>
-        <w:t xml:space="preserve"> → attendance rules, deadlines, academic honesty</w:t>
+        <w:rPr>
+          <w:rFonts w:ascii="Roboto Mono" w:hAnsi="Roboto Mono"/>
+        </w:rPr>
+        <w:t xml:space="preserve"> </w:t>
+      </w:r>
+      <w:r>
+        <w:rPr>
+          <w:rFonts w:ascii="Arial" w:hAnsi="Arial" w:cs="Arial"/>
+        </w:rPr>
+        <w:t>→</w:t>
+      </w:r>
+      <w:r>
+        <w:rPr>
+          <w:rFonts w:ascii="Roboto Mono" w:hAnsi="Roboto Mono"/>
+        </w:rPr>
+        <w:t xml:space="preserve"> attendance rules, deadlines, academic honesty</w:t>
       </w:r>
     </w:p>
     <w:p>
-      <w:r>
+      <w:pPr>
+        <w:rPr>
+          <w:rFonts w:ascii="Roboto Mono" w:hAnsi="Roboto Mono"/>
+        </w:rPr>
+      </w:pPr>
+      <w:r>
+        <w:rPr>
+          <w:rFonts w:ascii="Roboto Mono" w:hAnsi="Roboto Mono"/>
+        </w:rPr>
         <w:t xml:space="preserve">Think of it like a </w:t>
       </w:r>
       <w:r>
         <w:rPr>
+          <w:rFonts w:ascii="Roboto Mono" w:hAnsi="Roboto Mono"/>
           <w:b/>
           <w:bCs/>
         </w:rPr>
         <w:t>roadmap</w:t>
       </w:r>
       <w:r>
+        <w:rPr>
+          <w:rFonts w:ascii="Roboto Mono" w:hAnsi="Roboto Mono"/>
+        </w:rPr>
         <w:t xml:space="preserve"> for the course — it helps both the teacher and the students know where they’re going and how to get there.</w:t>
-      </w:r>
-    </w:p>
-    <w:p>
-      <w:r>
-        <w:t xml:space="preserve">Would you like me to also explain the </w:t>
-      </w:r>
-      <w:r>
-        <w:rPr>
-          <w:b/>
-          <w:bCs/>
-        </w:rPr>
-        <w:t>difference between a syllabus and a curriculum</w:t>
-      </w:r>
-      <w:r>
-        <w:t>?</w:t>
       </w:r>
     </w:p>
     <w:p/>
@@ -795,7 +1009,6 @@
     <w:next w:val="Normal"/>
     <w:link w:val="Heading2Char"/>
     <w:uiPriority w:val="9"/>
-    <w:semiHidden/>
     <w:unhideWhenUsed/>
     <w:qFormat/>
     <w:rsid w:val="003675DF"/>
@@ -1011,7 +1224,6 @@
     <w:basedOn w:val="DefaultParagraphFont"/>
     <w:link w:val="Heading2"/>
     <w:uiPriority w:val="9"/>
-    <w:semiHidden/>
     <w:rsid w:val="003675DF"/>
     <w:rPr>
       <w:rFonts w:asciiTheme="majorHAnsi" w:eastAsiaTheme="majorEastAsia" w:hAnsiTheme="majorHAnsi" w:cstheme="majorBidi"/>
